--- a/scripts/workable-items/README.docx
+++ b/scripts/workable-items/README.docx
@@ -2,14 +2,6 @@
 <file path=word/document.xml><?xml version="1.0" encoding="utf-8"?>
 <w:document xmlns:w="http://schemas.openxmlformats.org/wordprocessingml/2006/main" xmlns:m="http://schemas.openxmlformats.org/officeDocument/2006/math" xmlns:r="http://schemas.openxmlformats.org/officeDocument/2006/relationships" xmlns:o="urn:schemas-microsoft-com:office:office" xmlns:v="urn:schemas-microsoft-com:vml" xmlns:w10="urn:schemas-microsoft-com:office:word" xmlns:a="http://schemas.openxmlformats.org/drawingml/2006/main" xmlns:pic="http://schemas.openxmlformats.org/drawingml/2006/picture" xmlns:wp="http://schemas.openxmlformats.org/drawingml/2006/wordprocessingDrawing">
   <w:body>
-    <w:p>
-      <w:pPr>
-        <w:pStyle w:val="Title"/>
-      </w:pPr>
-      <w:r>
-        <w:t xml:space="preserve">README</w:t>
-      </w:r>
-    </w:p>
     <w:bookmarkStart w:id="17" w:name="Xd9659cd3c2ba9862419e416a5508c5e877bd50a"/>
     <w:p>
       <w:pPr>
@@ -1781,8 +1773,8 @@
     </w:pPr>
     <w:rPr>
       <w:rFonts w:asciiTheme="majorHAnsi" w:cstheme="majorBidi" w:eastAsiaTheme="majorEastAsia" w:hAnsiTheme="majorHAnsi"/>
-      <w:sz w:val="56"/>
-      <w:szCs w:val="56"/>
+      <w:sz w:val="40"/>
+      <w:szCs w:val="40"/>
     </w:rPr>
   </w:style>
   <w:style w:customStyle="1" w:styleId="TitleChar" w:type="character">
@@ -1916,8 +1908,8 @@
     <w:rPr>
       <w:rFonts w:asciiTheme="majorHAnsi" w:cstheme="majorBidi" w:eastAsiaTheme="majorEastAsia" w:hAnsiTheme="majorHAnsi"/>
       <w:color w:themeColor="accent1" w:themeShade="BF" w:val="0F4761"/>
-      <w:sz w:val="40"/>
-      <w:szCs w:val="40"/>
+      <w:sz w:val="32"/>
+      <w:szCs w:val="32"/>
     </w:rPr>
   </w:style>
   <w:style w:styleId="Heading2" w:type="paragraph">
@@ -1939,8 +1931,8 @@
     <w:rPr>
       <w:rFonts w:asciiTheme="majorHAnsi" w:cstheme="majorBidi" w:eastAsiaTheme="majorEastAsia" w:hAnsiTheme="majorHAnsi"/>
       <w:color w:themeColor="accent1" w:themeShade="BF" w:val="0F4761"/>
-      <w:sz w:val="32"/>
-      <w:szCs w:val="32"/>
+      <w:sz w:val="26"/>
+      <w:szCs w:val="26"/>
     </w:rPr>
   </w:style>
   <w:style w:styleId="Heading3" w:type="paragraph">
@@ -1962,8 +1954,8 @@
     <w:rPr>
       <w:rFonts w:cstheme="majorBidi" w:eastAsiaTheme="majorEastAsia"/>
       <w:color w:themeColor="accent1" w:themeShade="BF" w:val="0F4761"/>
-      <w:sz w:val="28"/>
-      <w:szCs w:val="28"/>
+      <w:sz w:val="24"/>
+      <w:szCs w:val="24"/>
     </w:rPr>
   </w:style>
   <w:style w:styleId="Heading4" w:type="paragraph">
@@ -1983,6 +1975,8 @@
       <w:outlineLvl w:val="3"/>
     </w:pPr>
     <w:rPr>
+      <w:sz w:val="22"/>
+      <w:szCs w:val="22"/>
       <w:rFonts w:cstheme="majorBidi" w:eastAsiaTheme="majorEastAsia"/>
       <w:i/>
       <w:iCs/>

--- a/scripts/workable-items/README.docx
+++ b/scripts/workable-items/README.docx
@@ -26,7 +26,7 @@
         <w:t xml:space="preserve"> </w:t>
       </w:r>
       <w:r>
-        <w:t xml:space="preserve">3</w:t>
+        <w:t xml:space="preserve">4</w:t>
       </w:r>
       <w:r>
         <w:t xml:space="preserve"> </w:t>
@@ -42,7 +42,7 @@
         <w:t xml:space="preserve"> </w:t>
       </w:r>
       <w:r>
-        <w:t xml:space="preserve">2026-05-31T00:00:00Z</w:t>
+        <w:t xml:space="preserve">2026-08-25T00:00:00Z</w:t>
       </w:r>
       <w:r>
         <w:t xml:space="preserve"> </w:t>
@@ -425,16 +425,133 @@
         <w:rPr>
           <w:rStyle w:val="VerbatimChar"/>
         </w:rPr>
-        <w:t xml:space="preserve">workable-items diff --db &lt;p&gt; [--issues &lt;p&gt;] [--fixed &lt;p&gt;]</w:t>
-      </w:r>
-      <w:r>
-        <w:br/>
-      </w:r>
-      <w:r>
-        <w:rPr>
-          <w:rStyle w:val="VerbatimChar"/>
-        </w:rPr>
-        <w:t xml:space="preserve">                                    # show DB vs MD divergence (CI gate)</w:t>
+        <w:t xml:space="preserve">workable-items diff --db &lt;p&gt; [--issues &lt;p&gt;] [--fixed &lt;p&gt;] [--partial-scope] | --db-only</w:t>
+      </w:r>
+      <w:r>
+        <w:br/>
+      </w:r>
+      <w:r>
+        <w:rPr>
+          <w:rStyle w:val="VerbatimChar"/>
+        </w:rPr>
+        <w:t xml:space="preserve">                                    # show DB vs MD divergence (CI gate).</w:t>
+      </w:r>
+      <w:r>
+        <w:br/>
+      </w:r>
+      <w:r>
+        <w:rPr>
+          <w:rStyle w:val="VerbatimChar"/>
+        </w:rPr>
+        <w:t xml:space="preserve">                                    # REFUSES rather than emit a verdict it cannot</w:t>
+      </w:r>
+      <w:r>
+        <w:br/>
+      </w:r>
+      <w:r>
+        <w:rPr>
+          <w:rStyle w:val="VerbatimChar"/>
+        </w:rPr>
+        <w:t xml:space="preserve">                                    # support: with NO Markdown path (BOB-155), and</w:t>
+      </w:r>
+      <w:r>
+        <w:br/>
+      </w:r>
+      <w:r>
+        <w:rPr>
+          <w:rStyle w:val="VerbatimChar"/>
+        </w:rPr>
+        <w:t xml:space="preserve">                                    # when the supplied path(s) do not account for</w:t>
+      </w:r>
+      <w:r>
+        <w:br/>
+      </w:r>
+      <w:r>
+        <w:rPr>
+          <w:rStyle w:val="VerbatimChar"/>
+        </w:rPr>
+        <w:t xml:space="preserve">                                    # every DB item's current_location (BOB-186) —</w:t>
+      </w:r>
+      <w:r>
+        <w:br/>
+      </w:r>
+      <w:r>
+        <w:rPr>
+          <w:rStyle w:val="VerbatimChar"/>
+        </w:rPr>
+        <w:t xml:space="preserve">                                    # e.g. --issues alone while the DB holds Fixed</w:t>
+      </w:r>
+      <w:r>
+        <w:br/>
+      </w:r>
+      <w:r>
+        <w:rPr>
+          <w:rStyle w:val="VerbatimChar"/>
+        </w:rPr>
+        <w:t xml:space="preserve">                                    # rows, which previously reported "in sync"</w:t>
+      </w:r>
+      <w:r>
+        <w:br/>
+      </w:r>
+      <w:r>
+        <w:rPr>
+          <w:rStyle w:val="VerbatimChar"/>
+        </w:rPr>
+        <w:t xml:space="preserve">                                    # having compared none of them.</w:t>
+      </w:r>
+      <w:r>
+        <w:br/>
+      </w:r>
+      <w:r>
+        <w:rPr>
+          <w:rStyle w:val="VerbatimChar"/>
+        </w:rPr>
+        <w:t xml:space="preserve">                                    # --db-only     : DB-internal checks only, reads</w:t>
+      </w:r>
+      <w:r>
+        <w:br/>
+      </w:r>
+      <w:r>
+        <w:rPr>
+          <w:rStyle w:val="VerbatimChar"/>
+        </w:rPr>
+        <w:t xml:space="preserve">                                    #                 no Markdown (verdict says so).</w:t>
+      </w:r>
+      <w:r>
+        <w:br/>
+      </w:r>
+      <w:r>
+        <w:rPr>
+          <w:rStyle w:val="VerbatimChar"/>
+        </w:rPr>
+        <w:t xml:space="preserve">                                    # --partial-scope: compare only the tracker(s)</w:t>
+      </w:r>
+      <w:r>
+        <w:br/>
+      </w:r>
+      <w:r>
+        <w:rPr>
+          <w:rStyle w:val="VerbatimChar"/>
+        </w:rPr>
+        <w:t xml:space="preserve">                                    #                 supplied; the verdict names the</w:t>
+      </w:r>
+      <w:r>
+        <w:br/>
+      </w:r>
+      <w:r>
+        <w:rPr>
+          <w:rStyle w:val="VerbatimChar"/>
+        </w:rPr>
+        <w:t xml:space="preserve">                                    #                 locations it did NOT cover and</w:t>
+      </w:r>
+      <w:r>
+        <w:br/>
+      </w:r>
+      <w:r>
+        <w:rPr>
+          <w:rStyle w:val="VerbatimChar"/>
+        </w:rPr>
+        <w:t xml:space="preserve">                                    #                 never claims a full sync.</w:t>
       </w:r>
       <w:r>
         <w:br/>
